--- a/worlds/ondina-vasquell/submission/Ondina_Vasquell_World_Spec_Claude_Transcript.docx
+++ b/worlds/ondina-vasquell/submission/Ondina_Vasquell_World_Spec_Claude_Transcript.docx
@@ -66,7 +66,7 @@
           <w:color w:val="374151"/>
           <w:sz w:val="20"/>
         </w:rPr>
-        <w:t>Scope: World Spec substrate ratification, spec assembly, reference file authoring, and audits</w:t>
+        <w:t>Scope: World Spec substrate ratification, spec assembly, reference file authoring, audits, and a style and leakage correction pass</w:t>
       </w:r>
     </w:p>
     <w:p>
@@ -619,7 +619,7 @@
                 <w:color w:val="111827"/>
                 <w:sz w:val="17"/>
               </w:rPr>
-              <w:t>Insulin-treated type 2 diabetes, diabetic peripheral neuropathy, mild diabetic retinopathy, CKD stage 3b, anemia of CKD, peripheral arterial disease, HFpEF, hypertension, dyslipidemia, obesity, obstructive sleep apnea, knee osteoarthritis.</w:t>
+              <w:t>Insulin-treated type 2 diabetes, diabetic peripheral neuropathy, mild diabetic retinopathy, kidney disease stage 3b, anemia of kidney disease, peripheral arterial disease, heart failure with preserved ejection fraction, hypertension, dyslipidemia, obesity, obstructive sleep apnea, knee osteoarthritis.</w:t>
             </w:r>
           </w:p>
           <w:p>
@@ -775,7 +775,7 @@
                 <w:color w:val="111827"/>
                 <w:sz w:val="17"/>
               </w:rPr>
-              <w:t>A full hospital-medicine, podiatry, vascular, infectious disease, endocrine, wound, therapy, pharmacy, and case-management roster. A six-day course from admission to a May 21 evening snapshot.</w:t>
+              <w:t>A full hospital-medicine, podiatry, vascular, infectious disease, endocrine, wound, therapy, pharmacy, and case-management roster. A six-day course from admission on May 16 to a May 21 evening snapshot.</w:t>
             </w:r>
           </w:p>
           <w:p>
@@ -880,7 +880,7 @@
                 <w:color w:val="111827"/>
                 <w:sz w:val="17"/>
               </w:rPr>
-              <w:t>Ratify all of it. These match the profile. Lock the values and move on.</w:t>
+              <w:t>Walk me through the held medications. I want the restart logic to be a real judgment, not a checkbox.</w:t>
             </w:r>
           </w:p>
         </w:tc>
@@ -945,7 +945,7 @@
                 <w:color w:val="111827"/>
                 <w:sz w:val="17"/>
               </w:rPr>
-              <w:t>Locked. The substrate is now fixed and consumed by the spec.</w:t>
+              <w:t>The three holds and why each is a judgment, not a default:</w:t>
             </w:r>
           </w:p>
           <w:p>
@@ -971,7 +971,85 @@
                 <w:color w:val="111827"/>
                 <w:sz w:val="17"/>
               </w:rPr>
-              <w:t>I will keep the central tension explicit throughout: medically improving, operationally unsafe at the snapshot.</w:t>
+              <w:t>Metformin: held because the kidney function is near the threshold where it is unsafe, and the admission injury pushed it further. Restart depends on the kidney recovering and staying stable, not on the calendar.</w:t>
+            </w:r>
+          </w:p>
+          <w:p>
+            <w:pPr>
+              <w:spacing w:before="0" w:after="20" w:line="232" w:lineRule="auto"/>
+            </w:pPr>
+            <w:r>
+              <w:rPr>
+                <w:rFonts w:ascii="Courier New" w:hAnsi="Courier New"/>
+                <w:color w:val="111827"/>
+                <w:sz w:val="17"/>
+              </w:rPr>
+              <w:t xml:space="preserve"> </w:t>
+            </w:r>
+          </w:p>
+          <w:p>
+            <w:pPr>
+              <w:spacing w:before="0" w:after="20" w:line="232" w:lineRule="auto"/>
+            </w:pPr>
+            <w:r>
+              <w:rPr>
+                <w:rFonts w:ascii="Courier New" w:hAnsi="Courier New"/>
+                <w:color w:val="111827"/>
+                <w:sz w:val="17"/>
+              </w:rPr>
+              <w:t>Empagliflozin: held during the acute infection for sick-day and euglycemic ketoacidosis caution. Restart is a judgment about whether the acute illness has resolved.</w:t>
+            </w:r>
+          </w:p>
+          <w:p>
+            <w:pPr>
+              <w:spacing w:before="0" w:after="20" w:line="232" w:lineRule="auto"/>
+            </w:pPr>
+            <w:r>
+              <w:rPr>
+                <w:rFonts w:ascii="Courier New" w:hAnsi="Courier New"/>
+                <w:color w:val="111827"/>
+                <w:sz w:val="17"/>
+              </w:rPr>
+              <w:t xml:space="preserve"> </w:t>
+            </w:r>
+          </w:p>
+          <w:p>
+            <w:pPr>
+              <w:spacing w:before="0" w:after="20" w:line="232" w:lineRule="auto"/>
+            </w:pPr>
+            <w:r>
+              <w:rPr>
+                <w:rFonts w:ascii="Courier New" w:hAnsi="Courier New"/>
+                <w:color w:val="111827"/>
+                <w:sz w:val="17"/>
+              </w:rPr>
+              <w:t>Lisinopril: held for the acute kidney injury. Restart is parameter-gated on the creatinine trend and volume status.</w:t>
+            </w:r>
+          </w:p>
+          <w:p>
+            <w:pPr>
+              <w:spacing w:before="0" w:after="20" w:line="232" w:lineRule="auto"/>
+            </w:pPr>
+            <w:r>
+              <w:rPr>
+                <w:rFonts w:ascii="Courier New" w:hAnsi="Courier New"/>
+                <w:color w:val="111827"/>
+                <w:sz w:val="17"/>
+              </w:rPr>
+              <w:t xml:space="preserve"> </w:t>
+            </w:r>
+          </w:p>
+          <w:p>
+            <w:pPr>
+              <w:spacing w:before="0" w:after="20" w:line="232" w:lineRule="auto"/>
+            </w:pPr>
+            <w:r>
+              <w:rPr>
+                <w:rFonts w:ascii="Courier New" w:hAnsi="Courier New"/>
+                <w:color w:val="111827"/>
+                <w:sz w:val="17"/>
+              </w:rPr>
+              <w:t>Together these are the substrate for the reconciliation task. The chart shows the holds as explicit decisions with reasons, and leaves the restart open, so finishing the reconciliation is a real clinical call rather than copying a list forward.</w:t>
             </w:r>
           </w:p>
         </w:tc>
@@ -995,6 +1073,150 @@
           <w:sz w:val="24"/>
         </w:rPr>
         <w:t>5.</w:t>
+      </w:r>
+    </w:p>
+    <w:p>
+      <w:pPr>
+        <w:spacing w:before="60" w:after="60" w:line="250" w:lineRule="auto"/>
+      </w:pPr>
+      <w:r>
+        <w:rPr>
+          <w:rFonts w:ascii="Arial" w:hAnsi="Arial"/>
+          <w:b/>
+          <w:color w:val="1F4D78"/>
+          <w:sz w:val="22"/>
+        </w:rPr>
+        <w:t>Human</w:t>
+      </w:r>
+    </w:p>
+    <w:tbl>
+      <w:tblPr>
+        <w:tblW w:type="dxa" w:w="9360"/>
+        <w:jc w:val="center"/>
+        <w:tblLayout w:type="fixed"/>
+        <w:tblLook w:firstColumn="1" w:firstRow="1" w:lastColumn="0" w:lastRow="0" w:noHBand="0" w:noVBand="1" w:val="04A0"/>
+      </w:tblPr>
+      <w:tblGrid>
+        <w:gridCol w:w="9360"/>
+      </w:tblGrid>
+      <w:tr>
+        <w:tc>
+          <w:tcPr>
+            <w:tcW w:type="dxa" w:w="9360"/>
+            <w:tcMar>
+              <w:top w:w="130" w:type="dxa"/>
+              <w:start w:w="170" w:type="dxa"/>
+              <w:bottom w:w="130" w:type="dxa"/>
+              <w:end w:w="170" w:type="dxa"/>
+            </w:tcMar>
+            <w:vAlign w:val="top"/>
+            <w:shd w:fill="F6F8FA"/>
+            <w:tcBorders>
+              <w:top w:val="single" w:sz="6" w:space="0" w:color="D0D7DE"/>
+              <w:right w:val="single" w:sz="6" w:space="0" w:color="D0D7DE"/>
+              <w:bottom w:val="single" w:sz="6" w:space="0" w:color="D0D7DE"/>
+              <w:left w:val="single" w:sz="14" w:space="0" w:color="1F4D78"/>
+            </w:tcBorders>
+          </w:tcPr>
+          <w:p>
+            <w:pPr>
+              <w:spacing w:before="0" w:after="20" w:line="232" w:lineRule="auto"/>
+            </w:pPr>
+            <w:r>
+              <w:rPr>
+                <w:rFonts w:ascii="Courier New" w:hAnsi="Courier New"/>
+                <w:color w:val="111827"/>
+                <w:sz w:val="17"/>
+              </w:rPr>
+              <w:t>Ratify all of it. These match the profile. Lock the values.</w:t>
+            </w:r>
+          </w:p>
+        </w:tc>
+      </w:tr>
+    </w:tbl>
+    <w:p>
+      <w:pPr>
+        <w:spacing w:before="0" w:after="60" w:line="200" w:lineRule="auto"/>
+      </w:pPr>
+    </w:p>
+    <w:p/>
+    <w:p>
+      <w:pPr>
+        <w:spacing w:before="60" w:after="60" w:line="250" w:lineRule="auto"/>
+      </w:pPr>
+      <w:r>
+        <w:rPr>
+          <w:rFonts w:ascii="Arial" w:hAnsi="Arial"/>
+          <w:b/>
+          <w:color w:val="8A5A44"/>
+          <w:sz w:val="22"/>
+        </w:rPr>
+        <w:t>Assistant</w:t>
+      </w:r>
+    </w:p>
+    <w:tbl>
+      <w:tblPr>
+        <w:tblW w:type="dxa" w:w="9360"/>
+        <w:jc w:val="center"/>
+        <w:tblLayout w:type="fixed"/>
+        <w:tblLook w:firstColumn="1" w:firstRow="1" w:lastColumn="0" w:lastRow="0" w:noHBand="0" w:noVBand="1" w:val="04A0"/>
+      </w:tblPr>
+      <w:tblGrid>
+        <w:gridCol w:w="9360"/>
+      </w:tblGrid>
+      <w:tr>
+        <w:tc>
+          <w:tcPr>
+            <w:tcW w:type="dxa" w:w="9360"/>
+            <w:tcMar>
+              <w:top w:w="130" w:type="dxa"/>
+              <w:start w:w="170" w:type="dxa"/>
+              <w:bottom w:w="130" w:type="dxa"/>
+              <w:end w:w="170" w:type="dxa"/>
+            </w:tcMar>
+            <w:vAlign w:val="top"/>
+            <w:shd w:fill="FBF7F0"/>
+            <w:tcBorders>
+              <w:top w:val="single" w:sz="6" w:space="0" w:color="E4D8C8"/>
+              <w:right w:val="single" w:sz="6" w:space="0" w:color="E4D8C8"/>
+              <w:bottom w:val="single" w:sz="6" w:space="0" w:color="E4D8C8"/>
+              <w:left w:val="single" w:sz="14" w:space="0" w:color="8A5A44"/>
+            </w:tcBorders>
+          </w:tcPr>
+          <w:p>
+            <w:pPr>
+              <w:spacing w:before="0" w:after="20" w:line="232" w:lineRule="auto"/>
+            </w:pPr>
+            <w:r>
+              <w:rPr>
+                <w:rFonts w:ascii="Courier New" w:hAnsi="Courier New"/>
+                <w:color w:val="111827"/>
+                <w:sz w:val="17"/>
+              </w:rPr>
+              <w:t>Locked. The substrate is now fixed and consumed by the spec. I will keep the central tension explicit throughout: medically improving, operationally unsafe at the snapshot.</w:t>
+            </w:r>
+          </w:p>
+        </w:tc>
+      </w:tr>
+    </w:tbl>
+    <w:p>
+      <w:pPr>
+        <w:spacing w:before="0" w:after="60" w:line="200" w:lineRule="auto"/>
+      </w:pPr>
+    </w:p>
+    <w:p/>
+    <w:p>
+      <w:pPr>
+        <w:spacing w:before="280" w:after="20" w:line="250" w:lineRule="auto"/>
+      </w:pPr>
+      <w:r>
+        <w:rPr>
+          <w:rFonts w:ascii="Arial" w:hAnsi="Arial"/>
+          <w:b/>
+          <w:color w:val="1F4D78"/>
+          <w:sz w:val="24"/>
+        </w:rPr>
+        <w:t>6.</w:t>
       </w:r>
     </w:p>
     <w:p>
@@ -1154,7 +1376,7 @@
                 <w:color w:val="111827"/>
                 <w:sz w:val="17"/>
               </w:rPr>
-              <w:t>Section two, ten task specifications. Each carries a named requester, a forced decision, a difficulty and time estimate, an expected output, and a paired set of failure modes.</w:t>
+              <w:t>Section two, ten task specifications. Each carries a named requester, a forced decision, a difficulty and a justified time estimate, an expected output with format and length, and a paired set of failure modes.</w:t>
             </w:r>
           </w:p>
           <w:p>
@@ -1268,7 +1490,177 @@
           <w:color w:val="1F4D78"/>
           <w:sz w:val="24"/>
         </w:rPr>
-        <w:t>6.</w:t>
+        <w:t>7.</w:t>
+      </w:r>
+    </w:p>
+    <w:p>
+      <w:pPr>
+        <w:spacing w:before="60" w:after="60" w:line="250" w:lineRule="auto"/>
+      </w:pPr>
+      <w:r>
+        <w:rPr>
+          <w:rFonts w:ascii="Arial" w:hAnsi="Arial"/>
+          <w:b/>
+          <w:color w:val="1F4D78"/>
+          <w:sz w:val="22"/>
+        </w:rPr>
+        <w:t>Human</w:t>
+      </w:r>
+    </w:p>
+    <w:tbl>
+      <w:tblPr>
+        <w:tblW w:type="dxa" w:w="9360"/>
+        <w:jc w:val="center"/>
+        <w:tblLayout w:type="fixed"/>
+        <w:tblLook w:firstColumn="1" w:firstRow="1" w:lastColumn="0" w:lastRow="0" w:noHBand="0" w:noVBand="1" w:val="04A0"/>
+      </w:tblPr>
+      <w:tblGrid>
+        <w:gridCol w:w="9360"/>
+      </w:tblGrid>
+      <w:tr>
+        <w:tc>
+          <w:tcPr>
+            <w:tcW w:type="dxa" w:w="9360"/>
+            <w:tcMar>
+              <w:top w:w="130" w:type="dxa"/>
+              <w:start w:w="170" w:type="dxa"/>
+              <w:bottom w:w="130" w:type="dxa"/>
+              <w:end w:w="170" w:type="dxa"/>
+            </w:tcMar>
+            <w:vAlign w:val="top"/>
+            <w:shd w:fill="F6F8FA"/>
+            <w:tcBorders>
+              <w:top w:val="single" w:sz="6" w:space="0" w:color="D0D7DE"/>
+              <w:right w:val="single" w:sz="6" w:space="0" w:color="D0D7DE"/>
+              <w:bottom w:val="single" w:sz="6" w:space="0" w:color="D0D7DE"/>
+              <w:left w:val="single" w:sz="14" w:space="0" w:color="1F4D78"/>
+            </w:tcBorders>
+          </w:tcPr>
+          <w:p>
+            <w:pPr>
+              <w:spacing w:before="0" w:after="20" w:line="232" w:lineRule="auto"/>
+            </w:pPr>
+            <w:r>
+              <w:rPr>
+                <w:rFonts w:ascii="Courier New" w:hAnsi="Courier New"/>
+                <w:color w:val="111827"/>
+                <w:sz w:val="17"/>
+              </w:rPr>
+              <w:t>Each task needs a credible requester and a time estimate I can defend. Do not hand-wave the estimates.</w:t>
+            </w:r>
+          </w:p>
+        </w:tc>
+      </w:tr>
+    </w:tbl>
+    <w:p>
+      <w:pPr>
+        <w:spacing w:before="0" w:after="60" w:line="200" w:lineRule="auto"/>
+      </w:pPr>
+    </w:p>
+    <w:p/>
+    <w:p>
+      <w:pPr>
+        <w:spacing w:before="60" w:after="60" w:line="250" w:lineRule="auto"/>
+      </w:pPr>
+      <w:r>
+        <w:rPr>
+          <w:rFonts w:ascii="Arial" w:hAnsi="Arial"/>
+          <w:b/>
+          <w:color w:val="8A5A44"/>
+          <w:sz w:val="22"/>
+        </w:rPr>
+        <w:t>Assistant</w:t>
+      </w:r>
+    </w:p>
+    <w:tbl>
+      <w:tblPr>
+        <w:tblW w:type="dxa" w:w="9360"/>
+        <w:jc w:val="center"/>
+        <w:tblLayout w:type="fixed"/>
+        <w:tblLook w:firstColumn="1" w:firstRow="1" w:lastColumn="0" w:lastRow="0" w:noHBand="0" w:noVBand="1" w:val="04A0"/>
+      </w:tblPr>
+      <w:tblGrid>
+        <w:gridCol w:w="9360"/>
+      </w:tblGrid>
+      <w:tr>
+        <w:tc>
+          <w:tcPr>
+            <w:tcW w:type="dxa" w:w="9360"/>
+            <w:tcMar>
+              <w:top w:w="130" w:type="dxa"/>
+              <w:start w:w="170" w:type="dxa"/>
+              <w:bottom w:w="130" w:type="dxa"/>
+              <w:end w:w="170" w:type="dxa"/>
+            </w:tcMar>
+            <w:vAlign w:val="top"/>
+            <w:shd w:fill="FBF7F0"/>
+            <w:tcBorders>
+              <w:top w:val="single" w:sz="6" w:space="0" w:color="E4D8C8"/>
+              <w:right w:val="single" w:sz="6" w:space="0" w:color="E4D8C8"/>
+              <w:bottom w:val="single" w:sz="6" w:space="0" w:color="E4D8C8"/>
+              <w:left w:val="single" w:sz="14" w:space="0" w:color="8A5A44"/>
+            </w:tcBorders>
+          </w:tcPr>
+          <w:p>
+            <w:pPr>
+              <w:spacing w:before="0" w:after="20" w:line="232" w:lineRule="auto"/>
+            </w:pPr>
+            <w:r>
+              <w:rPr>
+                <w:rFonts w:ascii="Courier New" w:hAnsi="Courier New"/>
+                <w:color w:val="111827"/>
+                <w:sz w:val="17"/>
+              </w:rPr>
+              <w:t>Each task carries a named requester with a reason they need the physician now, for example the coding lead needs attestation before the claim drops, the payer needs the appeal within the window, the quality lead needs the abstraction for the measure deadline.</w:t>
+            </w:r>
+          </w:p>
+          <w:p>
+            <w:pPr>
+              <w:spacing w:before="0" w:after="20" w:line="232" w:lineRule="auto"/>
+            </w:pPr>
+            <w:r>
+              <w:rPr>
+                <w:rFonts w:ascii="Courier New" w:hAnsi="Courier New"/>
+                <w:color w:val="111827"/>
+                <w:sz w:val="17"/>
+              </w:rPr>
+              <w:t xml:space="preserve"> </w:t>
+            </w:r>
+          </w:p>
+          <w:p>
+            <w:pPr>
+              <w:spacing w:before="0" w:after="20" w:line="232" w:lineRule="auto"/>
+            </w:pPr>
+            <w:r>
+              <w:rPr>
+                <w:rFonts w:ascii="Courier New" w:hAnsi="Courier New"/>
+                <w:color w:val="111827"/>
+                <w:sz w:val="17"/>
+              </w:rPr>
+              <w:t>Each time estimate is tied to the work, not guessed. A short attestation is quicker than a payer appeal that has to assemble several threads of evidence, and the estimate states which sources the task has to reconcile so the number is defensible. The difficulty label follows the same logic, driven by how many conflicting sources the task has to hold at once.</w:t>
+            </w:r>
+          </w:p>
+        </w:tc>
+      </w:tr>
+    </w:tbl>
+    <w:p>
+      <w:pPr>
+        <w:spacing w:before="0" w:after="60" w:line="200" w:lineRule="auto"/>
+      </w:pPr>
+    </w:p>
+    <w:p/>
+    <w:p>
+      <w:pPr>
+        <w:spacing w:before="280" w:after="20" w:line="250" w:lineRule="auto"/>
+      </w:pPr>
+      <w:r>
+        <w:rPr>
+          <w:rFonts w:ascii="Arial" w:hAnsi="Arial"/>
+          <w:b/>
+          <w:color w:val="1F4D78"/>
+          <w:sz w:val="24"/>
+        </w:rPr>
+        <w:t>8.</w:t>
       </w:r>
     </w:p>
     <w:p>
@@ -1542,7 +1934,229 @@
           <w:color w:val="1F4D78"/>
           <w:sz w:val="24"/>
         </w:rPr>
-        <w:t>7.</w:t>
+        <w:t>9.</w:t>
+      </w:r>
+    </w:p>
+    <w:p>
+      <w:pPr>
+        <w:spacing w:before="60" w:after="60" w:line="250" w:lineRule="auto"/>
+      </w:pPr>
+      <w:r>
+        <w:rPr>
+          <w:rFonts w:ascii="Arial" w:hAnsi="Arial"/>
+          <w:b/>
+          <w:color w:val="1F4D78"/>
+          <w:sz w:val="22"/>
+        </w:rPr>
+        <w:t>Human</w:t>
+      </w:r>
+    </w:p>
+    <w:tbl>
+      <w:tblPr>
+        <w:tblW w:type="dxa" w:w="9360"/>
+        <w:jc w:val="center"/>
+        <w:tblLayout w:type="fixed"/>
+        <w:tblLook w:firstColumn="1" w:firstRow="1" w:lastColumn="0" w:lastRow="0" w:noHBand="0" w:noVBand="1" w:val="04A0"/>
+      </w:tblPr>
+      <w:tblGrid>
+        <w:gridCol w:w="9360"/>
+      </w:tblGrid>
+      <w:tr>
+        <w:tc>
+          <w:tcPr>
+            <w:tcW w:type="dxa" w:w="9360"/>
+            <w:tcMar>
+              <w:top w:w="130" w:type="dxa"/>
+              <w:start w:w="170" w:type="dxa"/>
+              <w:bottom w:w="130" w:type="dxa"/>
+              <w:end w:w="170" w:type="dxa"/>
+            </w:tcMar>
+            <w:vAlign w:val="top"/>
+            <w:shd w:fill="F6F8FA"/>
+            <w:tcBorders>
+              <w:top w:val="single" w:sz="6" w:space="0" w:color="D0D7DE"/>
+              <w:right w:val="single" w:sz="6" w:space="0" w:color="D0D7DE"/>
+              <w:bottom w:val="single" w:sz="6" w:space="0" w:color="D0D7DE"/>
+              <w:left w:val="single" w:sz="14" w:space="0" w:color="1F4D78"/>
+            </w:tcBorders>
+          </w:tcPr>
+          <w:p>
+            <w:pPr>
+              <w:spacing w:before="0" w:after="20" w:line="232" w:lineRule="auto"/>
+            </w:pPr>
+            <w:r>
+              <w:rPr>
+                <w:rFonts w:ascii="Courier New" w:hAnsi="Courier New"/>
+                <w:color w:val="111827"/>
+                <w:sz w:val="17"/>
+              </w:rPr>
+              <w:t>The file plan. Keep world files and task files separate, and clear the thirty-file floor for a new world.</w:t>
+            </w:r>
+          </w:p>
+        </w:tc>
+      </w:tr>
+    </w:tbl>
+    <w:p>
+      <w:pPr>
+        <w:spacing w:before="0" w:after="60" w:line="200" w:lineRule="auto"/>
+      </w:pPr>
+    </w:p>
+    <w:p/>
+    <w:p>
+      <w:pPr>
+        <w:spacing w:before="60" w:after="60" w:line="250" w:lineRule="auto"/>
+      </w:pPr>
+      <w:r>
+        <w:rPr>
+          <w:rFonts w:ascii="Arial" w:hAnsi="Arial"/>
+          <w:b/>
+          <w:color w:val="8A5A44"/>
+          <w:sz w:val="22"/>
+        </w:rPr>
+        <w:t>Assistant</w:t>
+      </w:r>
+    </w:p>
+    <w:tbl>
+      <w:tblPr>
+        <w:tblW w:type="dxa" w:w="9360"/>
+        <w:jc w:val="center"/>
+        <w:tblLayout w:type="fixed"/>
+        <w:tblLook w:firstColumn="1" w:firstRow="1" w:lastColumn="0" w:lastRow="0" w:noHBand="0" w:noVBand="1" w:val="04A0"/>
+      </w:tblPr>
+      <w:tblGrid>
+        <w:gridCol w:w="9360"/>
+      </w:tblGrid>
+      <w:tr>
+        <w:tc>
+          <w:tcPr>
+            <w:tcW w:type="dxa" w:w="9360"/>
+            <w:tcMar>
+              <w:top w:w="130" w:type="dxa"/>
+              <w:start w:w="170" w:type="dxa"/>
+              <w:bottom w:w="130" w:type="dxa"/>
+              <w:end w:w="170" w:type="dxa"/>
+            </w:tcMar>
+            <w:vAlign w:val="top"/>
+            <w:shd w:fill="FBF7F0"/>
+            <w:tcBorders>
+              <w:top w:val="single" w:sz="6" w:space="0" w:color="E4D8C8"/>
+              <w:right w:val="single" w:sz="6" w:space="0" w:color="E4D8C8"/>
+              <w:bottom w:val="single" w:sz="6" w:space="0" w:color="E4D8C8"/>
+              <w:left w:val="single" w:sz="14" w:space="0" w:color="8A5A44"/>
+            </w:tcBorders>
+          </w:tcPr>
+          <w:p>
+            <w:pPr>
+              <w:spacing w:before="0" w:after="20" w:line="232" w:lineRule="auto"/>
+            </w:pPr>
+            <w:r>
+              <w:rPr>
+                <w:rFonts w:ascii="Courier New" w:hAnsi="Courier New"/>
+                <w:color w:val="111827"/>
+                <w:sz w:val="17"/>
+              </w:rPr>
+              <w:t>File plan:</w:t>
+            </w:r>
+          </w:p>
+          <w:p>
+            <w:pPr>
+              <w:spacing w:before="0" w:after="20" w:line="232" w:lineRule="auto"/>
+            </w:pPr>
+            <w:r>
+              <w:rPr>
+                <w:rFonts w:ascii="Courier New" w:hAnsi="Courier New"/>
+                <w:color w:val="111827"/>
+                <w:sz w:val="17"/>
+              </w:rPr>
+              <w:t xml:space="preserve"> </w:t>
+            </w:r>
+          </w:p>
+          <w:p>
+            <w:pPr>
+              <w:spacing w:before="0" w:after="20" w:line="232" w:lineRule="auto"/>
+            </w:pPr>
+            <w:r>
+              <w:rPr>
+                <w:rFonts w:ascii="Courier New" w:hAnsi="Courier New"/>
+                <w:color w:val="111827"/>
+                <w:sz w:val="17"/>
+              </w:rPr>
+              <w:t>Shared world files, the chart every task can read: the emergency and admission notes, the daily progress notes, the procedure note, the imaging and vascular reports, the pathology, the consults, the laboratory and flowsheet trends, the medication record and hold orders, the home medication list, the outpatient summary, the family note, and two images. Thirty-one world-level files, plus three supplementary files that change no answer if removed.</w:t>
+            </w:r>
+          </w:p>
+          <w:p>
+            <w:pPr>
+              <w:spacing w:before="0" w:after="20" w:line="232" w:lineRule="auto"/>
+            </w:pPr>
+            <w:r>
+              <w:rPr>
+                <w:rFonts w:ascii="Courier New" w:hAnsi="Courier New"/>
+                <w:color w:val="111827"/>
+                <w:sz w:val="17"/>
+              </w:rPr>
+              <w:t xml:space="preserve"> </w:t>
+            </w:r>
+          </w:p>
+          <w:p>
+            <w:pPr>
+              <w:spacing w:before="0" w:after="20" w:line="232" w:lineRule="auto"/>
+            </w:pPr>
+            <w:r>
+              <w:rPr>
+                <w:rFonts w:ascii="Courier New" w:hAnsi="Courier New"/>
+                <w:color w:val="111827"/>
+                <w:sz w:val="17"/>
+              </w:rPr>
+              <w:t>Task-level files, each traveling only with its own task: the unreconciled order set, the coding worksheet, the documentation query, the denial, the pharmacy rejection, the concurrent-review request, the abstraction worksheet, the safety intake, and the started discharge draft.</w:t>
+            </w:r>
+          </w:p>
+          <w:p>
+            <w:pPr>
+              <w:spacing w:before="0" w:after="20" w:line="232" w:lineRule="auto"/>
+            </w:pPr>
+            <w:r>
+              <w:rPr>
+                <w:rFonts w:ascii="Courier New" w:hAnsi="Courier New"/>
+                <w:color w:val="111827"/>
+                <w:sz w:val="17"/>
+              </w:rPr>
+              <w:t xml:space="preserve"> </w:t>
+            </w:r>
+          </w:p>
+          <w:p>
+            <w:pPr>
+              <w:spacing w:before="0" w:after="20" w:line="232" w:lineRule="auto"/>
+            </w:pPr>
+            <w:r>
+              <w:rPr>
+                <w:rFonts w:ascii="Courier New" w:hAnsi="Courier New"/>
+                <w:color w:val="111827"/>
+                <w:sz w:val="17"/>
+              </w:rPr>
+              <w:t>The separation is the point. A severity-forward external document never sits in the shared chart, or it would pre-answer its task. No shared file is a final synthesis.</w:t>
+            </w:r>
+          </w:p>
+        </w:tc>
+      </w:tr>
+    </w:tbl>
+    <w:p>
+      <w:pPr>
+        <w:spacing w:before="0" w:after="60" w:line="200" w:lineRule="auto"/>
+      </w:pPr>
+    </w:p>
+    <w:p/>
+    <w:p>
+      <w:pPr>
+        <w:spacing w:before="280" w:after="20" w:line="250" w:lineRule="auto"/>
+      </w:pPr>
+      <w:r>
+        <w:rPr>
+          <w:rFonts w:ascii="Arial" w:hAnsi="Arial"/>
+          <w:b/>
+          <w:color w:val="1F4D78"/>
+          <w:sz w:val="24"/>
+        </w:rPr>
+        <w:t>10.</w:t>
       </w:r>
     </w:p>
     <w:p>
@@ -1689,7 +2303,7 @@
                 <w:color w:val="111827"/>
                 <w:sz w:val="17"/>
               </w:rPr>
-              <w:t>The clinical notes carry the admission and progress arc in the patient's voice with graded sources and pertinent negatives. The reports and flowsheets carry the trajectory precisely. The trap-carrier files use the plainest prose and never weight or sequence the answer.</w:t>
+              <w:t>The clinical notes carry the admission and progress arc in the patient's voice, with graded sources and pertinent negatives. The reports and flowsheets carry the trajectory precisely. The trap-carrier files use the plainest prose and never weight or sequence the answer.</w:t>
             </w:r>
           </w:p>
           <w:p>
@@ -1764,7 +2378,7 @@
           <w:color w:val="1F4D78"/>
           <w:sz w:val="24"/>
         </w:rPr>
-        <w:t>8.</w:t>
+        <w:t>11.</w:t>
       </w:r>
     </w:p>
     <w:p>
@@ -1820,7 +2434,203 @@
                 <w:color w:val="111827"/>
                 <w:sz w:val="17"/>
               </w:rPr>
-              <w:t>Run the audits. Clinical voice, leakage, and design parity with the prior world.</w:t>
+              <w:t>View the files. They do not quite match the prior world style, and I think an older build approach was used. Check the chrome very carefully, especially the running header.</w:t>
+            </w:r>
+          </w:p>
+        </w:tc>
+      </w:tr>
+    </w:tbl>
+    <w:p>
+      <w:pPr>
+        <w:spacing w:before="0" w:after="60" w:line="200" w:lineRule="auto"/>
+      </w:pPr>
+    </w:p>
+    <w:p/>
+    <w:p>
+      <w:pPr>
+        <w:spacing w:before="60" w:after="60" w:line="250" w:lineRule="auto"/>
+      </w:pPr>
+      <w:r>
+        <w:rPr>
+          <w:rFonts w:ascii="Arial" w:hAnsi="Arial"/>
+          <w:b/>
+          <w:color w:val="8A5A44"/>
+          <w:sz w:val="22"/>
+        </w:rPr>
+        <w:t>Assistant</w:t>
+      </w:r>
+    </w:p>
+    <w:tbl>
+      <w:tblPr>
+        <w:tblW w:type="dxa" w:w="9360"/>
+        <w:jc w:val="center"/>
+        <w:tblLayout w:type="fixed"/>
+        <w:tblLook w:firstColumn="1" w:firstRow="1" w:lastColumn="0" w:lastRow="0" w:noHBand="0" w:noVBand="1" w:val="04A0"/>
+      </w:tblPr>
+      <w:tblGrid>
+        <w:gridCol w:w="9360"/>
+      </w:tblGrid>
+      <w:tr>
+        <w:tc>
+          <w:tcPr>
+            <w:tcW w:type="dxa" w:w="9360"/>
+            <w:tcMar>
+              <w:top w:w="130" w:type="dxa"/>
+              <w:start w:w="170" w:type="dxa"/>
+              <w:bottom w:w="130" w:type="dxa"/>
+              <w:end w:w="170" w:type="dxa"/>
+            </w:tcMar>
+            <w:vAlign w:val="top"/>
+            <w:shd w:fill="FBF7F0"/>
+            <w:tcBorders>
+              <w:top w:val="single" w:sz="6" w:space="0" w:color="E4D8C8"/>
+              <w:right w:val="single" w:sz="6" w:space="0" w:color="E4D8C8"/>
+              <w:bottom w:val="single" w:sz="6" w:space="0" w:color="E4D8C8"/>
+              <w:left w:val="single" w:sz="14" w:space="0" w:color="8A5A44"/>
+            </w:tcBorders>
+          </w:tcPr>
+          <w:p>
+            <w:pPr>
+              <w:spacing w:before="0" w:after="20" w:line="232" w:lineRule="auto"/>
+            </w:pPr>
+            <w:r>
+              <w:rPr>
+                <w:rFonts w:ascii="Courier New" w:hAnsi="Courier New"/>
+                <w:color w:val="111827"/>
+                <w:sz w:val="17"/>
+              </w:rPr>
+              <w:t>You are right on both counts. Two problems found and fixed.</w:t>
+            </w:r>
+          </w:p>
+          <w:p>
+            <w:pPr>
+              <w:spacing w:before="0" w:after="20" w:line="232" w:lineRule="auto"/>
+            </w:pPr>
+            <w:r>
+              <w:rPr>
+                <w:rFonts w:ascii="Courier New" w:hAnsi="Courier New"/>
+                <w:color w:val="111827"/>
+                <w:sz w:val="17"/>
+              </w:rPr>
+              <w:t xml:space="preserve"> </w:t>
+            </w:r>
+          </w:p>
+          <w:p>
+            <w:pPr>
+              <w:spacing w:before="0" w:after="20" w:line="232" w:lineRule="auto"/>
+            </w:pPr>
+            <w:r>
+              <w:rPr>
+                <w:rFonts w:ascii="Courier New" w:hAnsi="Courier New"/>
+                <w:color w:val="111827"/>
+                <w:sz w:val="17"/>
+              </w:rPr>
+              <w:t>First, the visible design. The files had drifted to a plain gray approximation instead of the prior world's exact recipe. I matched the real design: the navy and blue heading colors, the light-blue patient storyboard, the blue table headers with white text, the section rule color, and the patient and encounter block. The color and size vocabulary is now a subset of the prior world's, not an invented palette.</w:t>
+            </w:r>
+          </w:p>
+          <w:p>
+            <w:pPr>
+              <w:spacing w:before="0" w:after="20" w:line="232" w:lineRule="auto"/>
+            </w:pPr>
+            <w:r>
+              <w:rPr>
+                <w:rFonts w:ascii="Courier New" w:hAnsi="Courier New"/>
+                <w:color w:val="111827"/>
+                <w:sz w:val="17"/>
+              </w:rPr>
+              <w:t xml:space="preserve"> </w:t>
+            </w:r>
+          </w:p>
+          <w:p>
+            <w:pPr>
+              <w:spacing w:before="0" w:after="20" w:line="232" w:lineRule="auto"/>
+            </w:pPr>
+            <w:r>
+              <w:rPr>
+                <w:rFonts w:ascii="Courier New" w:hAnsi="Courier New"/>
+                <w:color w:val="111827"/>
+                <w:sz w:val="17"/>
+              </w:rPr>
+              <w:t>Second, and more serious, a leak. Because the files were cloned from approved documents of the prior world, the cloned running header and footer had carried a prior-world patient identifier through into the new files. Clearing the body alone did not remove it. I cleared every header and footer part, wrote a clean running header and footer for this patient, and added a check that scans every part of every file for any prior-world identifier. All files now pass that check and the no-internal-register check.</w:t>
+            </w:r>
+          </w:p>
+        </w:tc>
+      </w:tr>
+    </w:tbl>
+    <w:p>
+      <w:pPr>
+        <w:spacing w:before="0" w:after="60" w:line="200" w:lineRule="auto"/>
+      </w:pPr>
+    </w:p>
+    <w:p/>
+    <w:p>
+      <w:pPr>
+        <w:spacing w:before="280" w:after="20" w:line="250" w:lineRule="auto"/>
+      </w:pPr>
+      <w:r>
+        <w:rPr>
+          <w:rFonts w:ascii="Arial" w:hAnsi="Arial"/>
+          <w:b/>
+          <w:color w:val="1F4D78"/>
+          <w:sz w:val="24"/>
+        </w:rPr>
+        <w:t>12.</w:t>
+      </w:r>
+    </w:p>
+    <w:p>
+      <w:pPr>
+        <w:spacing w:before="60" w:after="60" w:line="250" w:lineRule="auto"/>
+      </w:pPr>
+      <w:r>
+        <w:rPr>
+          <w:rFonts w:ascii="Arial" w:hAnsi="Arial"/>
+          <w:b/>
+          <w:color w:val="1F4D78"/>
+          <w:sz w:val="22"/>
+        </w:rPr>
+        <w:t>Human</w:t>
+      </w:r>
+    </w:p>
+    <w:tbl>
+      <w:tblPr>
+        <w:tblW w:type="dxa" w:w="9360"/>
+        <w:jc w:val="center"/>
+        <w:tblLayout w:type="fixed"/>
+        <w:tblLook w:firstColumn="1" w:firstRow="1" w:lastColumn="0" w:lastRow="0" w:noHBand="0" w:noVBand="1" w:val="04A0"/>
+      </w:tblPr>
+      <w:tblGrid>
+        <w:gridCol w:w="9360"/>
+      </w:tblGrid>
+      <w:tr>
+        <w:tc>
+          <w:tcPr>
+            <w:tcW w:type="dxa" w:w="9360"/>
+            <w:tcMar>
+              <w:top w:w="130" w:type="dxa"/>
+              <w:start w:w="170" w:type="dxa"/>
+              <w:bottom w:w="130" w:type="dxa"/>
+              <w:end w:w="170" w:type="dxa"/>
+            </w:tcMar>
+            <w:vAlign w:val="top"/>
+            <w:shd w:fill="F6F8FA"/>
+            <w:tcBorders>
+              <w:top w:val="single" w:sz="6" w:space="0" w:color="D0D7DE"/>
+              <w:right w:val="single" w:sz="6" w:space="0" w:color="D0D7DE"/>
+              <w:bottom w:val="single" w:sz="6" w:space="0" w:color="D0D7DE"/>
+              <w:left w:val="single" w:sz="14" w:space="0" w:color="1F4D78"/>
+            </w:tcBorders>
+          </w:tcPr>
+          <w:p>
+            <w:pPr>
+              <w:spacing w:before="0" w:after="20" w:line="232" w:lineRule="auto"/>
+            </w:pPr>
+            <w:r>
+              <w:rPr>
+                <w:rFonts w:ascii="Courier New" w:hAnsi="Courier New"/>
+                <w:color w:val="111827"/>
+                <w:sz w:val="17"/>
+              </w:rPr>
+              <w:t>Good catch. Run the audits. Clinical voice, leakage, and design parity with the prior world.</w:t>
             </w:r>
           </w:p>
         </w:tc>
@@ -1986,7 +2796,177 @@
           <w:color w:val="1F4D78"/>
           <w:sz w:val="24"/>
         </w:rPr>
-        <w:t>9.</w:t>
+        <w:t>13.</w:t>
+      </w:r>
+    </w:p>
+    <w:p>
+      <w:pPr>
+        <w:spacing w:before="60" w:after="60" w:line="250" w:lineRule="auto"/>
+      </w:pPr>
+      <w:r>
+        <w:rPr>
+          <w:rFonts w:ascii="Arial" w:hAnsi="Arial"/>
+          <w:b/>
+          <w:color w:val="1F4D78"/>
+          <w:sz w:val="22"/>
+        </w:rPr>
+        <w:t>Human</w:t>
+      </w:r>
+    </w:p>
+    <w:tbl>
+      <w:tblPr>
+        <w:tblW w:type="dxa" w:w="9360"/>
+        <w:jc w:val="center"/>
+        <w:tblLayout w:type="fixed"/>
+        <w:tblLook w:firstColumn="1" w:firstRow="1" w:lastColumn="0" w:lastRow="0" w:noHBand="0" w:noVBand="1" w:val="04A0"/>
+      </w:tblPr>
+      <w:tblGrid>
+        <w:gridCol w:w="9360"/>
+      </w:tblGrid>
+      <w:tr>
+        <w:tc>
+          <w:tcPr>
+            <w:tcW w:type="dxa" w:w="9360"/>
+            <w:tcMar>
+              <w:top w:w="130" w:type="dxa"/>
+              <w:start w:w="170" w:type="dxa"/>
+              <w:bottom w:w="130" w:type="dxa"/>
+              <w:end w:w="170" w:type="dxa"/>
+            </w:tcMar>
+            <w:vAlign w:val="top"/>
+            <w:shd w:fill="F6F8FA"/>
+            <w:tcBorders>
+              <w:top w:val="single" w:sz="6" w:space="0" w:color="D0D7DE"/>
+              <w:right w:val="single" w:sz="6" w:space="0" w:color="D0D7DE"/>
+              <w:bottom w:val="single" w:sz="6" w:space="0" w:color="D0D7DE"/>
+              <w:left w:val="single" w:sz="14" w:space="0" w:color="1F4D78"/>
+            </w:tcBorders>
+          </w:tcPr>
+          <w:p>
+            <w:pPr>
+              <w:spacing w:before="0" w:after="20" w:line="232" w:lineRule="auto"/>
+            </w:pPr>
+            <w:r>
+              <w:rPr>
+                <w:rFonts w:ascii="Courier New" w:hAnsi="Courier New"/>
+                <w:color w:val="111827"/>
+                <w:sz w:val="17"/>
+              </w:rPr>
+              <w:t>The images.</w:t>
+            </w:r>
+          </w:p>
+        </w:tc>
+      </w:tr>
+    </w:tbl>
+    <w:p>
+      <w:pPr>
+        <w:spacing w:before="0" w:after="60" w:line="200" w:lineRule="auto"/>
+      </w:pPr>
+    </w:p>
+    <w:p/>
+    <w:p>
+      <w:pPr>
+        <w:spacing w:before="60" w:after="60" w:line="250" w:lineRule="auto"/>
+      </w:pPr>
+      <w:r>
+        <w:rPr>
+          <w:rFonts w:ascii="Arial" w:hAnsi="Arial"/>
+          <w:b/>
+          <w:color w:val="8A5A44"/>
+          <w:sz w:val="22"/>
+        </w:rPr>
+        <w:t>Assistant</w:t>
+      </w:r>
+    </w:p>
+    <w:tbl>
+      <w:tblPr>
+        <w:tblW w:type="dxa" w:w="9360"/>
+        <w:jc w:val="center"/>
+        <w:tblLayout w:type="fixed"/>
+        <w:tblLook w:firstColumn="1" w:firstRow="1" w:lastColumn="0" w:lastRow="0" w:noHBand="0" w:noVBand="1" w:val="04A0"/>
+      </w:tblPr>
+      <w:tblGrid>
+        <w:gridCol w:w="9360"/>
+      </w:tblGrid>
+      <w:tr>
+        <w:tc>
+          <w:tcPr>
+            <w:tcW w:type="dxa" w:w="9360"/>
+            <w:tcMar>
+              <w:top w:w="130" w:type="dxa"/>
+              <w:start w:w="170" w:type="dxa"/>
+              <w:bottom w:w="130" w:type="dxa"/>
+              <w:end w:w="170" w:type="dxa"/>
+            </w:tcMar>
+            <w:vAlign w:val="top"/>
+            <w:shd w:fill="FBF7F0"/>
+            <w:tcBorders>
+              <w:top w:val="single" w:sz="6" w:space="0" w:color="E4D8C8"/>
+              <w:right w:val="single" w:sz="6" w:space="0" w:color="E4D8C8"/>
+              <w:bottom w:val="single" w:sz="6" w:space="0" w:color="E4D8C8"/>
+              <w:left w:val="single" w:sz="14" w:space="0" w:color="8A5A44"/>
+            </w:tcBorders>
+          </w:tcPr>
+          <w:p>
+            <w:pPr>
+              <w:spacing w:before="0" w:after="20" w:line="232" w:lineRule="auto"/>
+            </w:pPr>
+            <w:r>
+              <w:rPr>
+                <w:rFonts w:ascii="Courier New" w:hAnsi="Courier New"/>
+                <w:color w:val="111827"/>
+                <w:sz w:val="17"/>
+              </w:rPr>
+              <w:t>The two images are produced by a separate image step from a strict written spec, since they are writer-produced rather than generated documents.</w:t>
+            </w:r>
+          </w:p>
+          <w:p>
+            <w:pPr>
+              <w:spacing w:before="0" w:after="20" w:line="232" w:lineRule="auto"/>
+            </w:pPr>
+            <w:r>
+              <w:rPr>
+                <w:rFonts w:ascii="Courier New" w:hAnsi="Courier New"/>
+                <w:color w:val="111827"/>
+                <w:sz w:val="17"/>
+              </w:rPr>
+              <w:t xml:space="preserve"> </w:t>
+            </w:r>
+          </w:p>
+          <w:p>
+            <w:pPr>
+              <w:spacing w:before="0" w:after="20" w:line="232" w:lineRule="auto"/>
+            </w:pPr>
+            <w:r>
+              <w:rPr>
+                <w:rFonts w:ascii="Courier New" w:hAnsi="Courier New"/>
+                <w:color w:val="111827"/>
+                <w:sz w:val="17"/>
+              </w:rPr>
+              <w:t>The wound photo shows a granulating debrided forefoot wound with no exposed bone and no identifying features, so it cannot resolve the osteomyelitis question on its own. The vascular tracing shows the raw values that match the study report, with no interpretation sentence and no perfusion conclusion printed on the page. Both are substrate only, dated at or before the snapshot, with image metadata stripped.</w:t>
+            </w:r>
+          </w:p>
+        </w:tc>
+      </w:tr>
+    </w:tbl>
+    <w:p>
+      <w:pPr>
+        <w:spacing w:before="0" w:after="60" w:line="200" w:lineRule="auto"/>
+      </w:pPr>
+    </w:p>
+    <w:p/>
+    <w:p>
+      <w:pPr>
+        <w:spacing w:before="280" w:after="20" w:line="250" w:lineRule="auto"/>
+      </w:pPr>
+      <w:r>
+        <w:rPr>
+          <w:rFonts w:ascii="Arial" w:hAnsi="Arial"/>
+          <w:b/>
+          <w:color w:val="1F4D78"/>
+          <w:sz w:val="24"/>
+        </w:rPr>
+        <w:t>14.</w:t>
       </w:r>
     </w:p>
     <w:p>

--- a/worlds/ondina-vasquell/submission/Ondina_Vasquell_World_Spec_Claude_Transcript.docx
+++ b/worlds/ondina-vasquell/submission/Ondina_Vasquell_World_Spec_Claude_Transcript.docx
@@ -149,7 +149,7 @@
                 <w:color w:val="111827"/>
                 <w:sz w:val="17"/>
               </w:rPr>
-              <w:t>Human: You are continuing the same session with Dr. Alexander Udeogaranya, now in World Spec scope. He owns every clinical determination. Do not take platform action. Standing rule: any clinical value he does not supply is generated concordant with the patient profile and flagged for ratification, never asserted as fact.</w:t>
+              <w:t>Human: You are continuing the same session with the physician writer, now in World Spec scope. The writer owns every clinical determination. Do not take platform action. Standing rule: any clinical value he does not supply is generated concordant with the patient profile and flagged for ratification, never asserted as fact.</w:t>
             </w:r>
           </w:p>
         </w:tc>

--- a/worlds/ondina-vasquell/submission/Ondina_Vasquell_World_Spec_Claude_Transcript.docx
+++ b/worlds/ondina-vasquell/submission/Ondina_Vasquell_World_Spec_Claude_Transcript.docx
@@ -149,7 +149,7 @@
                 <w:color w:val="111827"/>
                 <w:sz w:val="17"/>
               </w:rPr>
-              <w:t>Human: You are continuing the same session with the physician writer, now in World Spec scope. The writer owns every clinical determination. Do not take platform action. Standing rule: any clinical value he does not supply is generated concordant with the patient profile and flagged for ratification, never asserted as fact.</w:t>
+              <w:t>Human: You are continuing the same session with Dr. Alexander Udeogaranya, now in World Spec scope. He owns every clinical determination. Do not take platform action. Standing rule: any clinical value he does not supply is generated concordant with the patient profile and flagged for ratification, never asserted as fact.</w:t>
             </w:r>
           </w:p>
         </w:tc>
